--- a/docs/teaching_grant_2026/APPLICATION_PACKAGE/docx/02_six_sections.docx
+++ b/docs/teaching_grant_2026/APPLICATION_PACKAGE/docx/02_six_sections.docx
@@ -23,7 +23,7 @@
         <w:ind w:left="360"/>
       </w:pPr>
       <w:r>
-        <w:t>字数：488 / 上限 600</w:t>
+        <w:t>字数：522 / 上限 600</w:t>
       </w:r>
     </w:p>
     <w:p>
@@ -38,17 +38,17 @@
     </w:p>
     <w:p>
       <w:r>
-        <w:t>已实现：ClinPath平台已运行，支持五阶段推理作答、逐步追问、六维形成性评价、教师复核与干预、能力画像和任务推荐；AI不可用时降级为规则反馈并显式标记。</w:t>
+        <w:t>已实现：ClinPath训练平台已在运行，支持五阶段推理作答、逐步追问、六维形成性评价、教师复核与干预、能力画像和任务推荐；AI不可用时降级为规则反馈并显式标记。</w:t>
       </w:r>
     </w:p>
     <w:p>
       <w:r>
-        <w:t>已通过技术测试：训练闭环有自动化测试与运行记录（版本与SHA见证据包）；独立在线考核与双教师盲评模块已在开发分支实现，技术验收进行中，尚未部署。</w:t>
+        <w:t>已通过技术测试：训练闭环有自动化测试与运行记录（版本与SHA见证据包）；独立在线考核与双教师盲评已在功能分支实现，其技术验收结果以本轮实测报告为准，尚未正式部署，新功能未进入教学现场。</w:t>
       </w:r>
     </w:p>
     <w:p>
       <w:r>
-        <w:t>待真实教师审核：四例训练病例、两例独立考核病例（A01未分化多关节炎、A02干燥症状待查）及六维量表均为草案，尚无任何教师审核记录。</w:t>
+        <w:t>待真实教师审核：四例训练病例、两例独立考核病例（A01未分化多关节炎、A02干燥症状待查）及六维量表均为草案，尚无任何教师审核记录，也无任何真实教师签字。</w:t>
       </w:r>
     </w:p>
     <w:p>
